--- a/cf/jm/u/files/u001.docx
+++ b/cf/jm/u/files/u001.docx
@@ -20,7 +20,7 @@
     </w:p>
     <w:p>
       <w:r>
-        <w:t>請針對每個題目，把答案填在「回答：」後面（越具體越好）；填好後請放回您的部門資料夾即可，不需回信。</w:t>
+        <w:t>這份問卷是想更了解您的實際作業，好把您的 AI 助理做得更貼近需求。第一部分請把答案填在「回答：」後面（越具體越好）；第二部分只是先讓您了解，之後用的時候再一起調整，不用現在填。填好後放回您的部門資料夾即可，不需回信。</w:t>
       </w:r>
     </w:p>
     <w:p>
@@ -32,8 +32,16 @@
       </w:r>
     </w:p>
     <w:p>
+      <w:pPr>
+        <w:pStyle w:val="Heading2"/>
+      </w:pPr>
       <w:r>
-        <w:t>1. 飛騰系統匯出的薪資底稿實際欄位名稱有哪些？可否提供一份去識別化匯出檔？</w:t>
+        <w:t>一、請您提供或確認的事情</w:t>
+      </w:r>
+    </w:p>
+    <w:p>
+      <w:r>
+        <w:t>1. 這個 AI 助手是要幫誰、做哪件事？（幫薪酬同仁每月初核對薪資、做出薪資分析表）</w:t>
       </w:r>
     </w:p>
     <w:p>
@@ -43,7 +51,7 @@
     </w:p>
     <w:p>
       <w:r>
-        <w:t>2. 完整薪資項目定義為何？哪些項目計入應發、哪些為扣項？伙食費免稅額度多少？</w:t>
+        <w:t>2. 資料從哪裡來？（從飛騰系統，就是公司的人事差勤薪資系統，把當月薪資底稿匯出來，貼給 AI 或放進知識庫）</w:t>
       </w:r>
     </w:p>
     <w:p>
@@ -53,7 +61,7 @@
     </w:p>
     <w:p>
       <w:r>
-        <w:t>3. 月對月異常的判定門檻由誰設定？加班費增幅多少要示警、實發下限如何認定？</w:t>
+        <w:t>3. 要 AI 交出什麼？（一張薪資分析表草稿，之後人工再做成印領清冊、薪資冊，存公用槽和個人電腦）</w:t>
       </w:r>
     </w:p>
     <w:p>
@@ -63,7 +71,7 @@
     </w:p>
     <w:p>
       <w:r>
-        <w:t>4. 印領清冊與薪資冊的固定版型欄位為何？可否提供空白樣張？</w:t>
+        <w:t>4. AI 一步步要做什麼？（讀薪資底稿→重算驗證應發和實發有沒有算對→跟上個月比、標出異常波動→列待補清單→交人覆核）</w:t>
       </w:r>
     </w:p>
     <w:p>
@@ -73,7 +81,7 @@
     </w:p>
     <w:p>
       <w:r>
-        <w:t>5. 員工名冊是否含到離職日與調薪生效日，供離職當月按比例計算與異常判定？</w:t>
+        <w:t>5. 怎麼判斷「有問題」？（例如加班費比上月暴增、實發變負數、當月到職或離職要按天算，這些門檻請 HR 先定好）</w:t>
       </w:r>
     </w:p>
     <w:p>
@@ -83,12 +91,45 @@
     </w:p>
     <w:p>
       <w:r>
-        <w:t>6. EgentHub 對話框不支援上傳 .xlsx，底稿改為貼上內容或放表格查詢知識庫，作業上是否可行？</w:t>
+        <w:t>6. 有哪些界線 AI 不能踩？（不能改任何薪資數字、不能把某人所得稅改成 0、看不清就標待補，最後由承辦人和主管確認）</w:t>
       </w:r>
     </w:p>
     <w:p>
       <w:r>
         <w:t>回答：</w:t>
+      </w:r>
+    </w:p>
+    <w:p>
+      <w:pPr>
+        <w:pStyle w:val="Heading2"/>
+      </w:pPr>
+      <w:r>
+        <w:t>二、要用了之後、跟 AI 一起調整的事情（先了解即可，不用現在填）</w:t>
+      </w:r>
+    </w:p>
+    <w:p>
+      <w:r>
+        <w:t>• 第一次先貼幾筆完整薪資資料試跑，確認它算的應發、實發跟底稿對得起來，對不上就檢查是不是薪資項目定義沒說清楚</w:t>
+      </w:r>
+    </w:p>
+    <w:p>
+      <w:r>
+        <w:t>• 把「加班費增加多少算異常」「實發低於多少要提醒」這些門檻直接告訴它，覺得太鬆或太嚴隨時再調</w:t>
+      </w:r>
+    </w:p>
+    <w:p>
+      <w:r>
+        <w:t>• 薪資項目有增減（例如新增一種津貼、伙食免稅額改了），記得更新給 AI，不然它會用舊規則重算</w:t>
+      </w:r>
+    </w:p>
+    <w:p>
+      <w:r>
+        <w:t>• 如果它常誤報某種正常波動（例如年終月本來就高），把這個情況說給它聽，讓它別亂標異常</w:t>
+      </w:r>
+    </w:p>
+    <w:p>
+      <w:r>
+        <w:t>• 定期看它抓的異常準不準，把常見的漏抓或誤抓補進提示詞，越用越貼近你們公司的薪資邏輯</w:t>
       </w:r>
     </w:p>
     <w:p/>
@@ -101,8 +142,16 @@
       </w:r>
     </w:p>
     <w:p>
+      <w:pPr>
+        <w:pStyle w:val="Heading2"/>
+      </w:pPr>
       <w:r>
-        <w:t>1. 員工持股會名冊實際欄位有哪些？可否提供一份去識別化匯出檔（含提撥率、累計持股數、狀態定義）？</w:t>
+        <w:t>一、請您提供或確認的事情</w:t>
+      </w:r>
+    </w:p>
+    <w:p>
+      <w:r>
+        <w:t>1. 這個 AI 助手是要幫誰、做哪件事？（幫薪酬同仁核對員工持股會的入會、退會、異動申請單，整理成分析報表）</w:t>
       </w:r>
     </w:p>
     <w:p>
@@ -112,7 +161,7 @@
     </w:p>
     <w:p>
       <w:r>
-        <w:t>2. 入會、退會、異動申請單目前是紙本手寫、掃描 PDF，還是已登錄成 Excel？若維持紙本是否要評估 OCR？</w:t>
+        <w:t>2. 資料從哪裡來、長什麼樣子？（現在是紙本申請單，另外存成 Excel 檔；要餵給 AI 得先掃描成 PDF/圖片或整理成 Excel）</w:t>
       </w:r>
     </w:p>
     <w:p>
@@ -122,7 +171,7 @@
     </w:p>
     <w:p>
       <w:r>
-        <w:t>3. 退會可領回持股數的計算規則為何？畸零股與提撥截止日如何認定？</w:t>
+        <w:t>3. 要 AI 交出什麼？（一張核對過的持股會異動表草稿，以及入會統計、退會持股明細等彙總，最後人工做成正式 Excel 並印出送元大銀行用印）</w:t>
       </w:r>
     </w:p>
     <w:p>
@@ -132,7 +181,7 @@
     </w:p>
     <w:p>
       <w:r>
-        <w:t>4. 送元大銀行用印文件有沒有固定版型與欄位？可否提供空白樣張？</w:t>
+        <w:t>4. AI 一步步要做什麼？（讀申請單→跟持股會名冊逐筆比對→標出新增/退出/金額股數對不上的地方→列出要人工補的清單→交人覆核）</w:t>
       </w:r>
     </w:p>
     <w:p>
@@ -142,7 +191,7 @@
     </w:p>
     <w:p>
       <w:r>
-        <w:t>5. 會員身分與在職狀態是否以飛騰人事主檔為準？可否取得部門／在職狀態匯出作交叉勾稽？</w:t>
+        <w:t>5. AI 要對照哪份「標準答案」？（員工持股會名冊，就是誰是會員、提撥多少、累計持股多少的那份主檔；這題跟料號/BOM 無關）</w:t>
       </w:r>
     </w:p>
     <w:p>
@@ -152,12 +201,45 @@
     </w:p>
     <w:p>
       <w:r>
-        <w:t>6. 異動類別（入會／退會／異動）在申請單上是勾選欄位還是自由填寫？辨識時如何判別？</w:t>
+        <w:t>6. 有哪些界線 AI 不能踩？（不能亂編數字或姓名、看不清就標「待補」、不能代為送簽用印，最後一定要承辦人自己核）</w:t>
       </w:r>
     </w:p>
     <w:p>
       <w:r>
         <w:t>回答：</w:t>
+      </w:r>
+    </w:p>
+    <w:p>
+      <w:pPr>
+        <w:pStyle w:val="Heading2"/>
+      </w:pPr>
+      <w:r>
+        <w:t>二、要用了之後、跟 AI 一起調整的事情（先了解即可，不用現在填）</w:t>
+      </w:r>
+    </w:p>
+    <w:p>
+      <w:r>
+        <w:t>• 第一次上手時先丟三、五份真的申請單試跑，看它抓的員工編號、金額、股數對不對，抓錯就在提示詞裡補一句說明或範例</w:t>
+      </w:r>
+    </w:p>
+    <w:p>
+      <w:r>
+        <w:t>• 如果它把某類申請（例如異動）判錯，直接告訴它「這種情況算哪一類」，它下次就會照你說的分</w:t>
+      </w:r>
+    </w:p>
+    <w:p>
+      <w:r>
+        <w:t>• 名冊欄位名稱或退會可領回股數的算法之後有調整，記得把新的名冊和規則換上去，AI 才不會用舊標準比對</w:t>
+      </w:r>
+    </w:p>
+    <w:p>
+      <w:r>
+        <w:t>• 遇到它拿捏不準、卻硬填答案的情況，提醒它「沒把握就標待補、不要猜」，這條規則可以一直強調</w:t>
+      </w:r>
+    </w:p>
+    <w:p>
+      <w:r>
+        <w:t>• 用一段時間後回頭看它常漏標或常誤判哪一種異常，把這些狀況補進提示詞當提醒，準確度會越來越貼近你的習慣</w:t>
       </w:r>
     </w:p>
     <w:p/>
@@ -170,8 +252,16 @@
       </w:r>
     </w:p>
     <w:p>
+      <w:pPr>
+        <w:pStyle w:val="Heading2"/>
+      </w:pPr>
       <w:r>
-        <w:t>1. 員工薪資基準名冊實際欄位有哪些？可否提供含現行本薪、職等級距、到職日、試用期滿日的去識別化匯出檔？</w:t>
+        <w:t>一、請您提供或確認的事情</w:t>
+      </w:r>
+    </w:p>
+    <w:p>
+      <w:r>
+        <w:t>1. 這個 AI 助手是要幫誰、做哪件事？（幫薪酬同仁每月核對薪資異動：調薪、核薪、試用期滿轉正這些單子）</w:t>
       </w:r>
     </w:p>
     <w:p>
@@ -181,7 +271,7 @@
     </w:p>
     <w:p>
       <w:r>
-        <w:t>2. 調薪申請單、核薪單、試用期滿表目前是手工套表紙本、Excel 還是 Word？是否要評估 OCR？</w:t>
+        <w:t>2. 資料從哪裡來、長什麼樣子？（現在是手寫套表的紙本調薪申請單、核薪單、試用期滿表，要餵 AI 得先掃描或改成線上表單）</w:t>
       </w:r>
     </w:p>
     <w:p>
@@ -191,7 +281,7 @@
     </w:p>
     <w:p>
       <w:r>
-        <w:t>3. 各職等薪資級距與調幅核定權限門檻為何？調幅超過多少須特別標示？</w:t>
+        <w:t>3. 要 AI 交出什麼？（一張薪資異動核對表草稿，人工核對後做成 Excel，再建進飛騰人事系統）</w:t>
       </w:r>
     </w:p>
     <w:p>
@@ -201,7 +291,7 @@
     </w:p>
     <w:p>
       <w:r>
-        <w:t>4. 生效日規則如何認定？薪資截止日、追溯調薪的處理方式為何？</w:t>
+        <w:t>4. AI 一步步要做什麼？（讀異動單→跟員工薪資名冊比對→標出調幅太大、生效日不合理、少了主管核定等問題→列待補清單→交人覆核）</w:t>
       </w:r>
     </w:p>
     <w:p>
@@ -211,7 +301,7 @@
     </w:p>
     <w:p>
       <w:r>
-        <w:t>5. 飛騰人事系統建檔的欄位格式為何？可否提供，使輸出 Excel 可直接套用？</w:t>
+        <w:t>5. AI 要對照哪份「標準答案」？（員工薪資基準名冊，就是每個人現在本薪多少、職等、到職日的那份主檔；跟料號/BOM 無關）</w:t>
       </w:r>
     </w:p>
     <w:p>
@@ -221,12 +311,45 @@
     </w:p>
     <w:p>
       <w:r>
-        <w:t>6. 試用期滿轉正是否一律伴隨調薪？轉正調幅是否有固定標準？</w:t>
+        <w:t>6. 有哪些界線 AI 不能踩？（不能自己把調幅改大、不能跳過覆核、看不清就標待補，最後由承辦人和主管確認才建檔）</w:t>
       </w:r>
     </w:p>
     <w:p>
       <w:r>
         <w:t>回答：</w:t>
+      </w:r>
+    </w:p>
+    <w:p>
+      <w:pPr>
+        <w:pStyle w:val="Heading2"/>
+      </w:pPr>
+      <w:r>
+        <w:t>二、要用了之後、跟 AI 一起調整的事情（先了解即可，不用現在填）</w:t>
+      </w:r>
+    </w:p>
+    <w:p>
+      <w:r>
+        <w:t>• 第一次先掃幾份真的調薪單、試用期滿表試跑，看它抓的原薪、新薪、生效日對不對，抓錯就補範例或說明</w:t>
+      </w:r>
+    </w:p>
+    <w:p>
+      <w:r>
+        <w:t>• 把各職等的薪資級距、調幅要多大才算異常這些門檻告訴它，之後覺得標得太多太少可以再調</w:t>
+      </w:r>
+    </w:p>
+    <w:p>
+      <w:r>
+        <w:t>• 紙本改成線上表單或掃描存檔後再餵，辨識會更準；維持紙本的話字跡潦草的地方它會標待補，你再人工補</w:t>
+      </w:r>
+    </w:p>
+    <w:p>
+      <w:r>
+        <w:t>• 名冊、職等級距、生效日規則之後有變，記得換上新版，AI 才不會拿舊標準判對錯</w:t>
+      </w:r>
+    </w:p>
+    <w:p>
+      <w:r>
+        <w:t>• 用一陣子後看它常誤判哪種異動（例如試用期滿又同時調薪），把這種情況說清楚補進提示詞</w:t>
       </w:r>
     </w:p>
     <w:p/>
